--- a/lesson-plans/Grade3-Unit2-Lesson-Plans.docx
+++ b/lesson-plans/Grade3-Unit2-Lesson-Plans.docx
@@ -49,7 +49,7 @@
           <w:sz w:val="24"/>
           <w:szCs w:val="24"/>
         </w:rPr>
-        <w:t xml:space="preserve">Two 40-minute interactive lessons based on Global Readings 2 (pages 24 to 39)</w:t>
+        <w:t xml:space="preserve">Two 35-minute interactive lessons based on Global Readings 2 (pages 24 to 39)</w:t>
       </w:r>
     </w:p>
     <w:tbl>
@@ -471,7 +471,7 @@
                 <w:sz w:val="19"/>
                 <w:szCs w:val="19"/>
               </w:rPr>
-              <w:t xml:space="preserve">40 minutes each</w:t>
+              <w:t xml:space="preserve">35 minutes each</w:t>
             </w:r>
           </w:p>
         </w:tc>
@@ -717,7 +717,7 @@
           <w:sz w:val="21"/>
           <w:szCs w:val="21"/>
         </w:rPr>
-        <w:t xml:space="preserve">The mode changes every 4 to 8 minutes (think, act, move, talk, create, team race), alternating calm and active tasks to hold the attention of 8 to 9 year olds.</w:t>
+        <w:t xml:space="preserve">The mode changes every 3 to 7 minutes (think, act, move, talk, create, team race), alternating calm and active tasks to hold the attention of 8 to 9 year olds.</w:t>
       </w:r>
     </w:p>
     <w:p>
@@ -1410,7 +1410,7 @@
           <w:sz w:val="26"/>
           <w:szCs w:val="26"/>
         </w:rPr>
-        <w:t xml:space="preserve">Procedure (40 minutes)</w:t>
+        <w:t xml:space="preserve">Procedure (35 minutes)</w:t>
       </w:r>
     </w:p>
     <w:tbl>
@@ -1637,7 +1637,7 @@
                 <w:sz w:val="19"/>
                 <w:szCs w:val="19"/>
               </w:rPr>
-              <w:t xml:space="preserve">4 min</w:t>
+              <w:t xml:space="preserve">3 min</w:t>
             </w:r>
           </w:p>
         </w:tc>
@@ -1805,7 +1805,7 @@
                 <w:sz w:val="19"/>
                 <w:szCs w:val="19"/>
               </w:rPr>
-              <w:t xml:space="preserve">8 min</w:t>
+              <w:t xml:space="preserve">7 min</w:t>
             </w:r>
           </w:p>
         </w:tc>
@@ -1973,7 +1973,7 @@
                 <w:sz w:val="19"/>
                 <w:szCs w:val="19"/>
               </w:rPr>
-              <w:t xml:space="preserve">6 min</w:t>
+              <w:t xml:space="preserve">5 min</w:t>
             </w:r>
           </w:p>
         </w:tc>
@@ -2141,7 +2141,7 @@
                 <w:sz w:val="19"/>
                 <w:szCs w:val="19"/>
               </w:rPr>
-              <w:t xml:space="preserve">7 min</w:t>
+              <w:t xml:space="preserve">6 min</w:t>
             </w:r>
           </w:p>
         </w:tc>
@@ -2309,7 +2309,7 @@
                 <w:sz w:val="19"/>
                 <w:szCs w:val="19"/>
               </w:rPr>
-              <w:t xml:space="preserve">7 min</w:t>
+              <w:t xml:space="preserve">6 min</w:t>
             </w:r>
           </w:p>
         </w:tc>
@@ -4300,7 +4300,7 @@
           <w:sz w:val="26"/>
           <w:szCs w:val="26"/>
         </w:rPr>
-        <w:t xml:space="preserve">Procedure (40 minutes)</w:t>
+        <w:t xml:space="preserve">Procedure (35 minutes)</w:t>
       </w:r>
     </w:p>
     <w:tbl>
@@ -4527,7 +4527,7 @@
                 <w:sz w:val="19"/>
                 <w:szCs w:val="19"/>
               </w:rPr>
-              <w:t xml:space="preserve">4 min</w:t>
+              <w:t xml:space="preserve">3 min</w:t>
             </w:r>
           </w:p>
         </w:tc>
@@ -4695,7 +4695,7 @@
                 <w:sz w:val="19"/>
                 <w:szCs w:val="19"/>
               </w:rPr>
-              <w:t xml:space="preserve">8 min</w:t>
+              <w:t xml:space="preserve">7 min</w:t>
             </w:r>
           </w:p>
         </w:tc>
@@ -4863,7 +4863,7 @@
                 <w:sz w:val="19"/>
                 <w:szCs w:val="19"/>
               </w:rPr>
-              <w:t xml:space="preserve">6 min</w:t>
+              <w:t xml:space="preserve">5 min</w:t>
             </w:r>
           </w:p>
         </w:tc>
@@ -5199,7 +5199,7 @@
                 <w:sz w:val="19"/>
                 <w:szCs w:val="19"/>
               </w:rPr>
-              <w:t xml:space="preserve">7 min</w:t>
+              <w:t xml:space="preserve">6 min</w:t>
             </w:r>
           </w:p>
         </w:tc>
@@ -5535,7 +5535,7 @@
                 <w:sz w:val="19"/>
                 <w:szCs w:val="19"/>
               </w:rPr>
-              <w:t xml:space="preserve">4 min</w:t>
+              <w:t xml:space="preserve">3 min</w:t>
             </w:r>
           </w:p>
         </w:tc>
